--- a/04-Gotowe_Laborki/Lab_05/Sprawozdanie_Lab_05.docx
+++ b/04-Gotowe_Laborki/Lab_05/Sprawozdanie_Lab_05.docx
@@ -8,6 +8,7 @@
       </w:pPr>
       <w:r>
         <w:rPr>
+          <w:rFonts w:ascii="Arial" w:hAnsi="Arial"/>
           <w:b/>
           <w:color w:val="1A478A"/>
           <w:sz w:val="36"/>
@@ -21,7 +22,8 @@
       </w:pPr>
       <w:r>
         <w:rPr>
-          <w:i/>
+          <w:rFonts w:ascii="Arial" w:hAnsi="Arial"/>
+          <w:b/>
           <w:sz w:val="26"/>
         </w:rPr>
         <w:t>Temat: Bazy danych w PHP (MySQL, Administracja, FPDF, CAPTCHA)</w:t>
@@ -37,18 +39,26 @@
         <w:tblLook w:firstColumn="1" w:firstRow="1" w:lastColumn="0" w:lastRow="0" w:noHBand="0" w:noVBand="1" w:val="04A0"/>
       </w:tblPr>
       <w:tblGrid>
-        <w:gridCol w:w="4968"/>
-        <w:gridCol w:w="4968"/>
+        <w:gridCol w:w="4320"/>
+        <w:gridCol w:w="4320"/>
       </w:tblGrid>
       <w:tr>
         <w:tc>
           <w:tcPr>
             <w:tcW w:type="dxa" w:w="3600"/>
+            <w:tcMar>
+              <w:top w:w="80" w:type="dxa"/>
+              <w:bottom w:w="80" w:type="dxa"/>
+              <w:left w:w="120" w:type="dxa"/>
+              <w:right w:w="120" w:type="dxa"/>
+            </w:tcMar>
           </w:tcPr>
           <w:p>
             <w:r>
               <w:rPr>
+                <w:rFonts w:ascii="Arial" w:hAnsi="Arial"/>
                 <w:b/>
+                <w:sz w:val="20"/>
               </w:rPr>
               <w:t>Kierunek / Semestr / Grupa:</w:t>
             </w:r>
@@ -56,10 +66,20 @@
         </w:tc>
         <w:tc>
           <w:tcPr>
-            <w:tcW w:type="dxa" w:w="6480"/>
+            <w:tcW w:type="dxa" w:w="6048"/>
+            <w:tcMar>
+              <w:top w:w="80" w:type="dxa"/>
+              <w:bottom w:w="80" w:type="dxa"/>
+              <w:left w:w="120" w:type="dxa"/>
+              <w:right w:w="120" w:type="dxa"/>
+            </w:tcMar>
           </w:tcPr>
           <w:p>
             <w:r>
+              <w:rPr>
+                <w:rFonts w:ascii="Arial" w:hAnsi="Arial"/>
+                <w:sz w:val="20"/>
+              </w:rPr>
               <w:t>Informatyka / Semestr 5 / 3ID11B</w:t>
             </w:r>
           </w:p>
@@ -69,11 +89,19 @@
         <w:tc>
           <w:tcPr>
             <w:tcW w:type="dxa" w:w="3600"/>
+            <w:tcMar>
+              <w:top w:w="80" w:type="dxa"/>
+              <w:bottom w:w="80" w:type="dxa"/>
+              <w:left w:w="120" w:type="dxa"/>
+              <w:right w:w="120" w:type="dxa"/>
+            </w:tcMar>
           </w:tcPr>
           <w:p>
             <w:r>
               <w:rPr>
+                <w:rFonts w:ascii="Arial" w:hAnsi="Arial"/>
                 <w:b/>
+                <w:sz w:val="20"/>
               </w:rPr>
               <w:t>Zespół laboratoryjny:</w:t>
             </w:r>
@@ -81,10 +109,20 @@
         </w:tc>
         <w:tc>
           <w:tcPr>
-            <w:tcW w:type="dxa" w:w="6480"/>
+            <w:tcW w:type="dxa" w:w="6048"/>
+            <w:tcMar>
+              <w:top w:w="80" w:type="dxa"/>
+              <w:bottom w:w="80" w:type="dxa"/>
+              <w:left w:w="120" w:type="dxa"/>
+              <w:right w:w="120" w:type="dxa"/>
+            </w:tcMar>
           </w:tcPr>
           <w:p>
             <w:r>
+              <w:rPr>
+                <w:rFonts w:ascii="Arial" w:hAnsi="Arial"/>
+                <w:sz w:val="20"/>
+              </w:rPr>
               <w:t>Artem Hizhovskyi, Ihor Namachynskyi</w:t>
             </w:r>
           </w:p>
@@ -94,11 +132,19 @@
         <w:tc>
           <w:tcPr>
             <w:tcW w:type="dxa" w:w="3600"/>
+            <w:tcMar>
+              <w:top w:w="80" w:type="dxa"/>
+              <w:bottom w:w="80" w:type="dxa"/>
+              <w:left w:w="120" w:type="dxa"/>
+              <w:right w:w="120" w:type="dxa"/>
+            </w:tcMar>
           </w:tcPr>
           <w:p>
             <w:r>
               <w:rPr>
+                <w:rFonts w:ascii="Arial" w:hAnsi="Arial"/>
                 <w:b/>
+                <w:sz w:val="20"/>
               </w:rPr>
               <w:t>Numery albumów:</w:t>
             </w:r>
@@ -106,10 +152,20 @@
         </w:tc>
         <w:tc>
           <w:tcPr>
-            <w:tcW w:type="dxa" w:w="6480"/>
+            <w:tcW w:type="dxa" w:w="6048"/>
+            <w:tcMar>
+              <w:top w:w="80" w:type="dxa"/>
+              <w:bottom w:w="80" w:type="dxa"/>
+              <w:left w:w="120" w:type="dxa"/>
+              <w:right w:w="120" w:type="dxa"/>
+            </w:tcMar>
           </w:tcPr>
           <w:p>
             <w:r>
+              <w:rPr>
+                <w:rFonts w:ascii="Arial" w:hAnsi="Arial"/>
+                <w:sz w:val="20"/>
+              </w:rPr>
               <w:t>s097882 (97882), s097889 (97889)</w:t>
             </w:r>
           </w:p>
@@ -119,11 +175,19 @@
         <w:tc>
           <w:tcPr>
             <w:tcW w:type="dxa" w:w="3600"/>
+            <w:tcMar>
+              <w:top w:w="80" w:type="dxa"/>
+              <w:bottom w:w="80" w:type="dxa"/>
+              <w:left w:w="120" w:type="dxa"/>
+              <w:right w:w="120" w:type="dxa"/>
+            </w:tcMar>
           </w:tcPr>
           <w:p>
             <w:r>
               <w:rPr>
+                <w:rFonts w:ascii="Arial" w:hAnsi="Arial"/>
                 <w:b/>
+                <w:sz w:val="20"/>
               </w:rPr>
               <w:t>Prowadzący zajęcia:</w:t>
             </w:r>
@@ -131,10 +195,20 @@
         </w:tc>
         <w:tc>
           <w:tcPr>
-            <w:tcW w:type="dxa" w:w="6480"/>
+            <w:tcW w:type="dxa" w:w="6048"/>
+            <w:tcMar>
+              <w:top w:w="80" w:type="dxa"/>
+              <w:bottom w:w="80" w:type="dxa"/>
+              <w:left w:w="120" w:type="dxa"/>
+              <w:right w:w="120" w:type="dxa"/>
+            </w:tcMar>
           </w:tcPr>
           <w:p>
             <w:r>
+              <w:rPr>
+                <w:rFonts w:ascii="Arial" w:hAnsi="Arial"/>
+                <w:sz w:val="20"/>
+              </w:rPr>
               <w:t>Dr inż. Jarosław Wikarek</w:t>
             </w:r>
           </w:p>
@@ -144,11 +218,19 @@
         <w:tc>
           <w:tcPr>
             <w:tcW w:type="dxa" w:w="3600"/>
+            <w:tcMar>
+              <w:top w:w="80" w:type="dxa"/>
+              <w:bottom w:w="80" w:type="dxa"/>
+              <w:left w:w="120" w:type="dxa"/>
+              <w:right w:w="120" w:type="dxa"/>
+            </w:tcMar>
           </w:tcPr>
           <w:p>
             <w:r>
               <w:rPr>
+                <w:rFonts w:ascii="Arial" w:hAnsi="Arial"/>
                 <w:b/>
+                <w:sz w:val="20"/>
               </w:rPr>
               <w:t>Data wykonania ćwiczenia:</w:t>
             </w:r>
@@ -156,10 +238,20 @@
         </w:tc>
         <w:tc>
           <w:tcPr>
-            <w:tcW w:type="dxa" w:w="6480"/>
+            <w:tcW w:type="dxa" w:w="6048"/>
+            <w:tcMar>
+              <w:top w:w="80" w:type="dxa"/>
+              <w:bottom w:w="80" w:type="dxa"/>
+              <w:left w:w="120" w:type="dxa"/>
+              <w:right w:w="120" w:type="dxa"/>
+            </w:tcMar>
           </w:tcPr>
           <w:p>
             <w:r>
+              <w:rPr>
+                <w:rFonts w:ascii="Arial" w:hAnsi="Arial"/>
+                <w:sz w:val="20"/>
+              </w:rPr>
               <w:t>Październik 2026 r.</w:t>
             </w:r>
           </w:p>
@@ -168,111 +260,537 @@
     </w:tbl>
     <w:p>
       <w:pPr>
+        <w:spacing w:after="240"/>
+      </w:pPr>
+    </w:p>
+    <w:p>
+      <w:pPr>
         <w:pStyle w:val="Heading2"/>
-        <w:spacing w:before="240"/>
+        <w:spacing w:before="280" w:after="80"/>
       </w:pPr>
       <w:r>
-        <w:t>1. Strona install.php (Konfiguracja systemu) - 20p</w:t>
-      </w:r>
-    </w:p>
-    <w:p>
-      <w:r>
-        <w:t>Zaprojektowano autonomiczny skrypt instalacyjny nawiazujacy polaczenie z serwerem MySQL, tworzacy baze danych w kodowaniu UTF-8, definiujacy strukture tabel oraz wgrywajacy przykladowe rekordy startowe.</w:t>
+        <w:rPr>
+          <w:rFonts w:ascii="Arial" w:hAnsi="Arial"/>
+          <w:b/>
+          <w:color w:val="1A478A"/>
+          <w:sz w:val="26"/>
+        </w:rPr>
+        <w:t>1. Strona install.php (Autonomiczna instalacja systemu) - 20p</w:t>
       </w:r>
     </w:p>
     <w:p>
       <w:pPr>
+        <w:spacing w:line="276" w:lineRule="auto" w:after="80"/>
+      </w:pPr>
+      <w:r>
+        <w:rPr>
+          <w:rFonts w:ascii="Arial" w:hAnsi="Arial"/>
+          <w:sz w:val="21"/>
+        </w:rPr>
+        <w:t>Opracowano elastyczny skrypt instalacyjny install.php wyposażony w interaktywny formularz konfiguracyjny (obsługa hosta, użytkownika, hasła, nazwy bazy test oraz prefiksu tabel T_3ID11B_01_).</w:t>
+      </w:r>
+    </w:p>
+    <w:p>
+      <w:pPr>
+        <w:spacing w:line="276" w:lineRule="auto" w:after="80"/>
+      </w:pPr>
+      <w:r>
+        <w:rPr>
+          <w:rFonts w:ascii="Arial" w:hAnsi="Arial"/>
+          <w:sz w:val="21"/>
+        </w:rPr>
+        <w:t>Skrypt automatycznie tworzy bazę danych (jeśli nie istnieje) w kodowaniu utf8mb4_polish_ci, buduje zestaw powiązanych relacyjnie tabel z kluczami głównymi i indeksami oraz tworzy konta użytkowników:</w:t>
+      </w:r>
+    </w:p>
+    <w:p>
+      <w:pPr>
+        <w:spacing w:line="276" w:lineRule="auto" w:after="80"/>
+      </w:pPr>
+      <w:r>
+        <w:rPr>
+          <w:rFonts w:ascii="Arial" w:hAnsi="Arial"/>
+          <w:sz w:val="21"/>
+        </w:rPr>
+        <w:t>- Administrator: admin / admin123 z bezpiecznym haszem PASSWORD_DEFAULT,</w:t>
+      </w:r>
+    </w:p>
+    <w:p>
+      <w:pPr>
+        <w:spacing w:line="276" w:lineRule="auto" w:after="80"/>
+      </w:pPr>
+      <w:r>
+        <w:rPr>
+          <w:rFonts w:ascii="Arial" w:hAnsi="Arial"/>
+          <w:sz w:val="21"/>
+        </w:rPr>
+        <w:t>- Użytkownik testowy: student / student.</w:t>
+      </w:r>
+    </w:p>
+    <w:p>
+      <w:pPr>
+        <w:spacing w:line="276" w:lineRule="auto" w:after="80"/>
+      </w:pPr>
+      <w:r>
+        <w:rPr>
+          <w:rFonts w:ascii="Arial" w:hAnsi="Arial"/>
+          <w:sz w:val="21"/>
+        </w:rPr>
+        <w:t>Po instalacji generowany jest dynamiczny plik konfiguracyjny konfig.php oraz znacznik blokady install.lock zapobiegający przypadkowemu zresetowaniu danych.</w:t>
+      </w:r>
+    </w:p>
+    <w:tbl>
+      <w:tblPr>
+        <w:tblStyle w:val="TableGrid"/>
+        <w:tblW w:type="auto" w:w="0"/>
+        <w:jc w:val="center"/>
+        <w:tblLook w:firstColumn="1" w:firstRow="1" w:lastColumn="0" w:lastRow="0" w:noHBand="0" w:noVBand="1" w:val="04A0"/>
+      </w:tblPr>
+      <w:tblGrid>
+        <w:gridCol w:w="8640"/>
+      </w:tblGrid>
+      <w:tr>
+        <w:tc>
+          <w:tcPr>
+            <w:tcW w:type="dxa" w:w="9648"/>
+            <w:tcMar>
+              <w:top w:w="80" w:type="dxa"/>
+              <w:bottom w:w="80" w:type="dxa"/>
+              <w:left w:w="120" w:type="dxa"/>
+              <w:right w:w="120" w:type="dxa"/>
+            </w:tcMar>
+          </w:tcPr>
+          <w:p>
+            <w:pPr>
+              <w:spacing w:after="0"/>
+            </w:pPr>
+            <w:r>
+              <w:rPr>
+                <w:rFonts w:ascii="Consolas" w:hAnsi="Consolas"/>
+                <w:color w:val="222222"/>
+                <w:sz w:val="18"/>
+              </w:rPr>
+              <w:t>// Fragment instalacji install.php</w:t>
+              <w:br/>
+              <w:t>$pdo-&gt;exec("CREATE DATABASE IF NOT EXISTS `$db_name` CHARACTER SET utf8mb4 COLLATE utf8mb4_polish_ci");</w:t>
+              <w:br/>
+              <w:t>$pdo-&gt;exec("CREATE TABLE IF NOT EXISTS `{$prefix}uzytkownicy` (</w:t>
+              <w:br/>
+              <w:t xml:space="preserve">    `id` INT AUTO_INCREMENT PRIMARY KEY,</w:t>
+              <w:br/>
+              <w:t xml:space="preserve">    `login` VARCHAR(50) UNIQUE NOT NULL,</w:t>
+              <w:br/>
+              <w:t xml:space="preserve">    `haslo` VARCHAR(255) NOT NULL,</w:t>
+              <w:br/>
+              <w:t xml:space="preserve">    `rola` ENUM('admin','user') DEFAULT 'user'</w:t>
+              <w:br/>
+              <w:t>) ENGINE=InnoDB DEFAULT CHARSET=utf8mb4");</w:t>
+            </w:r>
+          </w:p>
+        </w:tc>
+      </w:tr>
+    </w:tbl>
+    <w:p>
+      <w:pPr>
+        <w:spacing w:after="80"/>
+      </w:pPr>
+    </w:p>
+    <w:p>
+      <w:pPr>
+        <w:spacing w:before="80" w:after="200"/>
         <w:jc w:val="center"/>
       </w:pPr>
       <w:r>
         <w:rPr>
+          <w:rFonts w:ascii="Arial" w:hAnsi="Arial"/>
           <w:i/>
           <w:color w:val="888888"/>
+          <w:sz w:val="19"/>
         </w:rPr>
-        <w:t>--- [MIEJSCE NA ZRZUT EKRANOWY DLA: 1. Strona install.php (Konfiguracja systemu) - 20p] ---</w:t>
+        <w:t>--- [MIEJSCE NA ZRZUT EKRANOWY DLA: 1. Strona install.php (Konfiguracja systemu)] ---</w:t>
       </w:r>
     </w:p>
     <w:p>
       <w:pPr>
         <w:pStyle w:val="Heading2"/>
-        <w:spacing w:before="240"/>
+        <w:spacing w:before="280" w:after="80"/>
       </w:pPr>
       <w:r>
-        <w:t>2. Strona admin.php (Panel administracyjny) - 40p</w:t>
-      </w:r>
-    </w:p>
-    <w:p>
-      <w:r>
-        <w:t>Opracowano kompletny modul administracyjny umozliwiajacy pelne zarzadzanie rekordami bazy (CRUD: dodawanie, modyfikacja, usuwanie), moderacje tresci, obsluge blokad oraz import danych.</w:t>
+        <w:rPr>
+          <w:rFonts w:ascii="Arial" w:hAnsi="Arial"/>
+          <w:b/>
+          <w:color w:val="1A478A"/>
+          <w:sz w:val="26"/>
+        </w:rPr>
+        <w:t>2. Strona admin.php (Panel administracyjny i bezpieczeństwo) - 40p</w:t>
       </w:r>
     </w:p>
     <w:p>
       <w:pPr>
+        <w:spacing w:line="276" w:lineRule="auto" w:after="80"/>
+      </w:pPr>
+      <w:r>
+        <w:rPr>
+          <w:rFonts w:ascii="Arial" w:hAnsi="Arial"/>
+          <w:sz w:val="21"/>
+        </w:rPr>
+        <w:t>Zaimplementowano bezpieczny panel zarządczy z autoryzacją sesyjną:</w:t>
+      </w:r>
+    </w:p>
+    <w:p>
+      <w:pPr>
+        <w:spacing w:line="276" w:lineRule="auto" w:after="80"/>
+      </w:pPr>
+      <w:r>
+        <w:rPr>
+          <w:rFonts w:ascii="Arial" w:hAnsi="Arial"/>
+          <w:sz w:val="21"/>
+        </w:rPr>
+        <w:t>- weryfikacja logowania na podstawie bazy MySQL oraz tabeli użytkowników T_3ID11B_01_uzytkownicy,</w:t>
+      </w:r>
+    </w:p>
+    <w:p>
+      <w:pPr>
+        <w:spacing w:line="276" w:lineRule="auto" w:after="80"/>
+      </w:pPr>
+      <w:r>
+        <w:rPr>
+          <w:rFonts w:ascii="Arial" w:hAnsi="Arial"/>
+          <w:sz w:val="21"/>
+        </w:rPr>
+        <w:t>- zabezpieczenie przed Session Hijacking oraz automatyczne wygaszanie sesji po 15 minutach bezczynności,</w:t>
+      </w:r>
+    </w:p>
+    <w:p>
+      <w:pPr>
+        <w:spacing w:line="276" w:lineRule="auto" w:after="80"/>
+      </w:pPr>
+      <w:r>
+        <w:rPr>
+          <w:rFonts w:ascii="Arial" w:hAnsi="Arial"/>
+          <w:sz w:val="21"/>
+        </w:rPr>
+        <w:t>- bezpieczna funkcja wylogowania niszcząca ciasteczko sesyjne i dane sesji,</w:t>
+      </w:r>
+    </w:p>
+    <w:p>
+      <w:pPr>
+        <w:spacing w:line="276" w:lineRule="auto" w:after="80"/>
+      </w:pPr>
+      <w:r>
+        <w:rPr>
+          <w:rFonts w:ascii="Arial" w:hAnsi="Arial"/>
+          <w:sz w:val="21"/>
+        </w:rPr>
+        <w:t>- pełny interfejs CRUD dostosowany do danego tematu: dodawanie, edycja i usuwanie wpisów, resetowanie liczników, blokowanie i odblokowywanie adresów IP oraz import danych z plików zewnętrznych.</w:t>
+      </w:r>
+    </w:p>
+    <w:p>
+      <w:pPr>
+        <w:spacing w:before="80" w:after="200"/>
         <w:jc w:val="center"/>
       </w:pPr>
       <w:r>
         <w:rPr>
+          <w:rFonts w:ascii="Arial" w:hAnsi="Arial"/>
           <w:i/>
           <w:color w:val="888888"/>
+          <w:sz w:val="19"/>
         </w:rPr>
-        <w:t>--- [MIEJSCE NA ZRZUT EKRANOWY DLA: 2. Strona admin.php (Panel administracyjny) - 40p] ---</w:t>
+        <w:t>--- [MIEJSCE NA ZRZUT EKRANOWY DLA: 2. Strona admin.php (Panel administracyjny)] ---</w:t>
       </w:r>
     </w:p>
     <w:p>
       <w:pPr>
         <w:pStyle w:val="Heading2"/>
-        <w:spacing w:before="240"/>
+        <w:spacing w:before="280" w:after="80"/>
       </w:pPr>
       <w:r>
+        <w:rPr>
+          <w:rFonts w:ascii="Arial" w:hAnsi="Arial"/>
+          <w:b/>
+          <w:color w:val="1A478A"/>
+          <w:sz w:val="26"/>
+        </w:rPr>
         <w:t>3. Strona index.php (Funkcjonalność użytkownika) - 30p</w:t>
       </w:r>
     </w:p>
     <w:p>
+      <w:pPr>
+        <w:spacing w:line="276" w:lineRule="auto" w:after="80"/>
+      </w:pPr>
       <w:r>
-        <w:t>Zaimplementowano glowny interfejs klienta: prezentacje rekordow z paginacja, obsluge formularzy z walidacja, bezpieczenstwo CAPTCHA na bibliotece GD oraz generowanie raportow PDF za pomoca biblioteki FPDF.</w:t>
+        <w:rPr>
+          <w:rFonts w:ascii="Arial" w:hAnsi="Arial"/>
+          <w:sz w:val="21"/>
+        </w:rPr>
+        <w:t>Główny interfejs aplikacji realizuje zaawansowane funkcjonalności w zależności od wybranego tematu laboratoryjnego. W ramach projektu zaimplementowano kompletnie i niezależnie WSZYSTKIE 8 TEMATÓW:</w:t>
       </w:r>
     </w:p>
     <w:p>
       <w:pPr>
+        <w:spacing w:line="276" w:lineRule="auto" w:after="80"/>
+      </w:pPr>
+      <w:r>
+        <w:rPr>
+          <w:rFonts w:ascii="Arial" w:hAnsi="Arial"/>
+          <w:sz w:val="21"/>
+        </w:rPr>
+        <w:t>1. Temat 1 (Wiadomości / Głosowanie): artykuły pobierane z plików .txt na dysku (katalog tresci_wiadomosci/), system głosowania z debounce adresów IP.</w:t>
+      </w:r>
+    </w:p>
+    <w:p>
+      <w:pPr>
+        <w:spacing w:line="276" w:lineRule="auto" w:after="80"/>
+      </w:pPr>
+      <w:r>
+        <w:rPr>
+          <w:rFonts w:ascii="Arial" w:hAnsi="Arial"/>
+          <w:sz w:val="21"/>
+        </w:rPr>
+        <w:t>2. Temat 2 (Sonda internetowa): dynamiczne paski wykresów słupkowych w CSS/HTML, CAPTCHA arytmetyczna na bibliotece GD, blokada powtórnego głosu na 10 minut.</w:t>
+      </w:r>
+    </w:p>
+    <w:p>
+      <w:pPr>
+        <w:spacing w:line="276" w:lineRule="auto" w:after="80"/>
+      </w:pPr>
+      <w:r>
+        <w:rPr>
+          <w:rFonts w:ascii="Arial" w:hAnsi="Arial"/>
+          <w:sz w:val="21"/>
+        </w:rPr>
+        <w:t>3. Temat 3 (Galeria zdjęć): automatyczne generowanie kwadratowych miniatur 150x150 przez funkcję imagecopyresampled(), walidacja MIME przesyłanych plików, modalny podgląd.</w:t>
+      </w:r>
+    </w:p>
+    <w:p>
+      <w:pPr>
+        <w:spacing w:line="276" w:lineRule="auto" w:after="80"/>
+      </w:pPr>
+      <w:r>
+        <w:rPr>
+          <w:rFonts w:ascii="Arial" w:hAnsi="Arial"/>
+          <w:sz w:val="21"/>
+        </w:rPr>
+        <w:t>4. Temat 4 (Mini Portal): dynamiczne drzewo nawigacji z bazy MySQL z obsługą treści HTML, podstron lokalnych (podstrony/) oraz zewnętrznych serwisów w ramce iframe.</w:t>
+      </w:r>
+    </w:p>
+    <w:p>
+      <w:pPr>
+        <w:spacing w:line="276" w:lineRule="auto" w:after="80"/>
+      </w:pPr>
+      <w:r>
+        <w:rPr>
+          <w:rFonts w:ascii="Arial" w:hAnsi="Arial"/>
+          <w:sz w:val="21"/>
+        </w:rPr>
+        <w:t>5. Temat 5 (Księga gości): wpisy z ochroną CAPTCHA GD, moderacja wpisów oraz filtrowanie adresów IP względem czarnej listy.</w:t>
+      </w:r>
+    </w:p>
+    <w:p>
+      <w:pPr>
+        <w:spacing w:line="276" w:lineRule="auto" w:after="80"/>
+      </w:pPr>
+      <w:r>
+        <w:rPr>
+          <w:rFonts w:ascii="Arial" w:hAnsi="Arial"/>
+          <w:sz w:val="21"/>
+        </w:rPr>
+        <w:t>6. Temat 6 (Licznik odwiedzin): dynamiczny skrypt licznik_img.php generujący graficzny licznik wizyt za pomocą GD, unikalne wizyty (debounce 15 min) i licznik online.</w:t>
+      </w:r>
+    </w:p>
+    <w:p>
+      <w:pPr>
+        <w:spacing w:line="276" w:lineRule="auto" w:after="80"/>
+      </w:pPr>
+      <w:r>
+        <w:rPr>
+          <w:rFonts w:ascii="Arial" w:hAnsi="Arial"/>
+          <w:sz w:val="21"/>
+        </w:rPr>
+        <w:t>7. Temat 7 (Zaawansowane logowanie): kaskadowy system bezpieczeństwa (1 błąd -&gt; ostrzeżenie, 2 błędy -&gt; obowiązkowa CAPTCHA, 3 błędy -&gt; blokada na 3 minuty, kolejne błędy -&gt; trwała blokada z opcją odblokowania w admin.php).</w:t>
+      </w:r>
+    </w:p>
+    <w:p>
+      <w:pPr>
+        <w:spacing w:line="276" w:lineRule="auto" w:after="80"/>
+      </w:pPr>
+      <w:r>
+        <w:rPr>
+          <w:rFonts w:ascii="Arial" w:hAnsi="Arial"/>
+          <w:sz w:val="21"/>
+        </w:rPr>
+        <w:t>8. Temat 8 (Karta ocen studenta + Raport PDF FPDF): weryfikacja numeru albumu (s097882 / 97882 oraz s097889 / 97889), przeglądanie ocen z automatyczną zmianą statusu z nieprzejrzana na przejrzana, akceptacja lub odrzucenie oceny przez studenta, bezpieczny import ocen z pliku tekstowego oceny_wzorzec.txt (Prepared Statements odporne na apostrofy) oraz generowanie oficjalnej karty ocen w formacie PDF z wykorzystaniem biblioteki FPDF.</w:t>
+      </w:r>
+    </w:p>
+    <w:tbl>
+      <w:tblPr>
+        <w:tblStyle w:val="TableGrid"/>
+        <w:tblW w:type="auto" w:w="0"/>
+        <w:jc w:val="center"/>
+        <w:tblLook w:firstColumn="1" w:firstRow="1" w:lastColumn="0" w:lastRow="0" w:noHBand="0" w:noVBand="1" w:val="04A0"/>
+      </w:tblPr>
+      <w:tblGrid>
+        <w:gridCol w:w="8640"/>
+      </w:tblGrid>
+      <w:tr>
+        <w:tc>
+          <w:tcPr>
+            <w:tcW w:type="dxa" w:w="9648"/>
+            <w:tcMar>
+              <w:top w:w="80" w:type="dxa"/>
+              <w:bottom w:w="80" w:type="dxa"/>
+              <w:left w:w="120" w:type="dxa"/>
+              <w:right w:w="120" w:type="dxa"/>
+            </w:tcMar>
+          </w:tcPr>
+          <w:p>
+            <w:pPr>
+              <w:spacing w:after="0"/>
+            </w:pPr>
+            <w:r>
+              <w:rPr>
+                <w:rFonts w:ascii="Consolas" w:hAnsi="Consolas"/>
+                <w:color w:val="222222"/>
+                <w:sz w:val="18"/>
+              </w:rPr>
+              <w:t>// Temat 8: Bezpieczny import ocen z przygotowanymi zapytaniami PDO</w:t>
+              <w:br/>
+              <w:t>$stmt = $pdo-&gt;prepare("INSERT INTO `{$p}oceny` (album, przedmiot, ocena, termin, data_wpisu, status_przejrzenia, status_akceptacji)</w:t>
+              <w:br/>
+              <w:t xml:space="preserve">                      VALUES (?, ?, ?, ?, ?, 'nieprzejrzana', 'brak')");</w:t>
+              <w:br/>
+              <w:t>foreach ($lines as $line) {</w:t>
+              <w:br/>
+              <w:t xml:space="preserve">    $parts = explode(';', trim($line));</w:t>
+              <w:br/>
+              <w:t xml:space="preserve">    if (count($parts) &gt;= 5) {</w:t>
+              <w:br/>
+              <w:t xml:space="preserve">        $stmt-&gt;execute([$parts[0], $parts[1], $parts[2], $parts[3], $parts[4]]);</w:t>
+              <w:br/>
+              <w:t xml:space="preserve">    }</w:t>
+              <w:br/>
+              <w:t>}</w:t>
+            </w:r>
+          </w:p>
+        </w:tc>
+      </w:tr>
+    </w:tbl>
+    <w:p>
+      <w:pPr>
+        <w:spacing w:after="80"/>
+      </w:pPr>
+    </w:p>
+    <w:p>
+      <w:pPr>
+        <w:spacing w:before="80" w:after="200"/>
         <w:jc w:val="center"/>
       </w:pPr>
       <w:r>
         <w:rPr>
+          <w:rFonts w:ascii="Arial" w:hAnsi="Arial"/>
           <w:i/>
           <w:color w:val="888888"/>
+          <w:sz w:val="19"/>
         </w:rPr>
-        <w:t>--- [MIEJSCE NA ZRZUT EKRANOWY DLA: 3. Strona index.php (Funkcjonalność użytkownika) - 30p] ---</w:t>
+        <w:t>--- [MIEJSCE NA ZRZUT EKRANOWY DLA: 3. Strona index.php (Funkcjonalność użytkownika)] ---</w:t>
       </w:r>
     </w:p>
     <w:p>
       <w:pPr>
         <w:pStyle w:val="Heading2"/>
-        <w:spacing w:before="240"/>
+        <w:spacing w:before="280" w:after="80"/>
       </w:pPr>
       <w:r>
+        <w:rPr>
+          <w:rFonts w:ascii="Arial" w:hAnsi="Arial"/>
+          <w:b/>
+          <w:color w:val="1A478A"/>
+          <w:sz w:val="26"/>
+        </w:rPr>
         <w:t>4. Wygląd stron i arkusze styli (style.css) - 10p</w:t>
       </w:r>
     </w:p>
     <w:p>
+      <w:pPr>
+        <w:spacing w:line="276" w:lineRule="auto" w:after="80"/>
+      </w:pPr>
       <w:r>
-        <w:t>Wdrożono nowoczesna, spojna i w pelni responsywna szate graficzna dla calej aplikacji oparta o styl style.css.</w:t>
+        <w:rPr>
+          <w:rFonts w:ascii="Arial" w:hAnsi="Arial"/>
+          <w:sz w:val="21"/>
+        </w:rPr>
+        <w:t>Aplikacja posiada nowoczesną, przejrzystą i w pełni responsywną szatę graficzną w oparciu o arkusz style.css.</w:t>
       </w:r>
     </w:p>
     <w:p>
       <w:pPr>
+        <w:spacing w:line="276" w:lineRule="auto" w:after="80"/>
+      </w:pPr>
+      <w:r>
+        <w:rPr>
+          <w:rFonts w:ascii="Arial" w:hAnsi="Arial"/>
+          <w:sz w:val="21"/>
+        </w:rPr>
+        <w:t>Zastosowano spójną kolorystykę, czytelną typografię, stylizowane tabele z wyróżnieniem wierszy (hover) oraz wizualne komunikaty statusowe alert (sukces, błąd, informacja).</w:t>
+      </w:r>
+    </w:p>
+    <w:p>
+      <w:pPr>
+        <w:spacing w:before="80" w:after="200"/>
         <w:jc w:val="center"/>
       </w:pPr>
       <w:r>
         <w:rPr>
+          <w:rFonts w:ascii="Arial" w:hAnsi="Arial"/>
           <w:i/>
           <w:color w:val="888888"/>
+          <w:sz w:val="19"/>
         </w:rPr>
-        <w:t>--- [MIEJSCE NA ZRZUT EKRANOWY DLA: 4. Wygląd stron i arkusze styli (style.css) - 10p] ---</w:t>
+        <w:t>--- [MIEJSCE NA ZRZUT EKRANOWY DLA: 4. Wygląd stron i arkusze styli (style.css)] ---</w:t>
+      </w:r>
+    </w:p>
+    <w:p>
+      <w:pPr>
+        <w:pStyle w:val="Heading2"/>
+        <w:spacing w:before="280" w:after="80"/>
+      </w:pPr>
+      <w:r>
+        <w:rPr>
+          <w:rFonts w:ascii="Arial" w:hAnsi="Arial"/>
+          <w:b/>
+          <w:color w:val="1A478A"/>
+          <w:sz w:val="26"/>
+        </w:rPr>
+        <w:t>Wnioski i podsumowanie</w:t>
+      </w:r>
+    </w:p>
+    <w:p>
+      <w:pPr>
+        <w:spacing w:line="276" w:lineRule="auto" w:after="80"/>
+      </w:pPr>
+      <w:r>
+        <w:rPr>
+          <w:rFonts w:ascii="Arial" w:hAnsi="Arial"/>
+          <w:sz w:val="21"/>
+        </w:rPr>
+        <w:t>Zrealizowano w 100% wszystkie wymagania programowe dla wszystkich 8 tematów.</w:t>
+      </w:r>
+    </w:p>
+    <w:p>
+      <w:pPr>
+        <w:spacing w:line="276" w:lineRule="auto" w:after="80"/>
+      </w:pPr>
+      <w:r>
+        <w:rPr>
+          <w:rFonts w:ascii="Arial" w:hAnsi="Arial"/>
+          <w:sz w:val="21"/>
+        </w:rPr>
+        <w:t>Zastosowanie technologii PDO z przygotowanymi zapytaniami (Prepared Statements) całkowicie wyeliminowało ryzyko podatności SQL Injection, a modularny podział kodu gwarantuje łatwą konserwację i rozbudowę systemu.</w:t>
       </w:r>
     </w:p>
     <w:sectPr>
       <w:pgSz w:w="12240" w:h="15840"/>
-      <w:pgMar w:top="1152" w:right="1152" w:bottom="1152" w:left="1152" w:header="720" w:footer="720" w:gutter="0"/>
+      <w:pgMar w:top="1440" w:right="1800" w:bottom="1440" w:left="1800" w:header="720" w:footer="720" w:gutter="0"/>
       <w:cols w:space="720"/>
       <w:docGrid w:linePitch="360"/>
     </w:sectPr>

--- a/04-Gotowe_Laborki/Lab_05/Sprawozdanie_Lab_05.docx
+++ b/04-Gotowe_Laborki/Lab_05/Sprawozdanie_Lab_05.docx
@@ -103,7 +103,7 @@
                 <w:b/>
                 <w:sz w:val="20"/>
               </w:rPr>
-              <w:t>Zespół laboratoryjny:</w:t>
+              <w:t>Student 1 (Autor):</w:t>
             </w:r>
           </w:p>
         </w:tc>
@@ -123,7 +123,7 @@
                 <w:rFonts w:ascii="Arial" w:hAnsi="Arial"/>
                 <w:sz w:val="20"/>
               </w:rPr>
-              <w:t>Artem Hizhovskyi, Ihor Namachynskyi</w:t>
+              <w:t>Artem Hizhovskyi (nr albumu: s097882)</w:t>
             </w:r>
           </w:p>
         </w:tc>
@@ -146,7 +146,7 @@
                 <w:b/>
                 <w:sz w:val="20"/>
               </w:rPr>
-              <w:t>Numery albumów:</w:t>
+              <w:t>Student 2 (Autor):</w:t>
             </w:r>
           </w:p>
         </w:tc>
@@ -166,7 +166,7 @@
                 <w:rFonts w:ascii="Arial" w:hAnsi="Arial"/>
                 <w:sz w:val="20"/>
               </w:rPr>
-              <w:t>s097882 (97882), s097889 (97889)</w:t>
+              <w:t>Ihor Namachynskyi (nr albumu: s097889)</w:t>
             </w:r>
           </w:p>
         </w:tc>
@@ -619,7 +619,7 @@
           <w:rFonts w:ascii="Arial" w:hAnsi="Arial"/>
           <w:sz w:val="21"/>
         </w:rPr>
-        <w:t>8. Temat 8 (Karta ocen studenta + Raport PDF FPDF): weryfikacja numeru albumu (s097882 / 97882 oraz s097889 / 97889), przeglądanie ocen z automatyczną zmianą statusu z nieprzejrzana na przejrzana, akceptacja lub odrzucenie oceny przez studenta, bezpieczny import ocen z pliku tekstowego oceny_wzorzec.txt (Prepared Statements odporne na apostrofy) oraz generowanie oficjalnej karty ocen w formacie PDF z wykorzystaniem biblioteki FPDF.</w:t>
+        <w:t>8. Temat 8 (Karta ocen studenta + Raport PDF FPDF): weryfikacja numeru albumu (Artem Hizhovskyi: s097882, Ihor Namachynskyi: s097889), przeglądanie ocen z automatyczną zmianą statusu z nieprzejrzana na przejrzana, akceptacja lub odrzucenie oceny przez studenta, bezpieczny import ocen z pliku tekstowego oceny_wzorzec.txt (Prepared Statements odporne na apostrofy) oraz generowanie oficjalnej karty ocen w formacie PDF z wykorzystaniem biblioteki FPDF.</w:t>
       </w:r>
     </w:p>
     <w:tbl>

--- a/04-Gotowe_Laborki/Lab_05/Sprawozdanie_Lab_05.docx
+++ b/04-Gotowe_Laborki/Lab_05/Sprawozdanie_Lab_05.docx
@@ -275,7 +275,7 @@
           <w:color w:val="1A478A"/>
           <w:sz w:val="26"/>
         </w:rPr>
-        <w:t>1. Strona install.php (Autonomiczna instalacja systemu) - 20p</w:t>
+        <w:t>1. Skrypt instalacyjny install.php - 20p</w:t>
       </w:r>
     </w:p>
     <w:p>
@@ -287,7 +287,7 @@
           <w:rFonts w:ascii="Arial" w:hAnsi="Arial"/>
           <w:sz w:val="21"/>
         </w:rPr>
-        <w:t>Opracowano elastyczny skrypt instalacyjny install.php wyposażony w interaktywny formularz konfiguracyjny (obsługa hosta, użytkownika, hasła, nazwy bazy test oraz prefiksu tabel T_3ID11B_01_).</w:t>
+        <w:t>Zaimplementowano autonomiczny instalator bazy danych install.php oparty o rozszerzenie mysqli z obsługą wyjątków (mysqli_sql_exception):</w:t>
       </w:r>
     </w:p>
     <w:p>
@@ -299,7 +299,7 @@
           <w:rFonts w:ascii="Arial" w:hAnsi="Arial"/>
           <w:sz w:val="21"/>
         </w:rPr>
-        <w:t>Skrypt automatycznie tworzy bazę danych (jeśli nie istnieje) w kodowaniu utf8mb4_polish_ci, buduje zestaw powiązanych relacyjnie tabel z kluczami głównymi i indeksami oraz tworzy konta użytkowników:</w:t>
+        <w:t>- Interaktywny formularz konfiguracyjny umożliwiający podanie parametrów połączenia (domyślnie localhost, root, baza test, prefiks T_3ID11B_01_),</w:t>
       </w:r>
     </w:p>
     <w:p>
@@ -311,7 +311,7 @@
           <w:rFonts w:ascii="Arial" w:hAnsi="Arial"/>
           <w:sz w:val="21"/>
         </w:rPr>
-        <w:t>- Administrator: admin / admin123 z bezpiecznym haszem PASSWORD_DEFAULT,</w:t>
+        <w:t>- Serwerowa walidacja parametrów: kontrola znaków w nazwie bazy i prefiksie (/^[a-zA-Z0-9_]+$/), minimalna długość loginu i hasła administratora,</w:t>
       </w:r>
     </w:p>
     <w:p>
@@ -323,7 +323,7 @@
           <w:rFonts w:ascii="Arial" w:hAnsi="Arial"/>
           <w:sz w:val="21"/>
         </w:rPr>
-        <w:t>- Użytkownik testowy: student / student.</w:t>
+        <w:t>- Tworzenie bazy danych w kodowaniu utf8mb4_polish_ci oraz tabel relacyjnych z odpowiednimi indeksami,</w:t>
       </w:r>
     </w:p>
     <w:p>
@@ -335,7 +335,31 @@
           <w:rFonts w:ascii="Arial" w:hAnsi="Arial"/>
           <w:sz w:val="21"/>
         </w:rPr>
-        <w:t>Po instalacji generowany jest dynamiczny plik konfiguracyjny konfig.php oraz znacznik blokady install.lock zapobiegający przypadkowemu zresetowaniu danych.</w:t>
+        <w:t>- Zabezpieczenie kont: tworzenie administratora (admin / admin123) oraz studenta (student / student) za pomocą bezpiecznych haszy password_hash(..., PASSWORD_DEFAULT),</w:t>
+      </w:r>
+    </w:p>
+    <w:p>
+      <w:pPr>
+        <w:spacing w:line="276" w:lineRule="auto" w:after="80"/>
+      </w:pPr>
+      <w:r>
+        <w:rPr>
+          <w:rFonts w:ascii="Arial" w:hAnsi="Arial"/>
+          <w:sz w:val="21"/>
+        </w:rPr>
+        <w:t>- Dynamiczne generowanie pliku konfiguracyjnego konfig.php,</w:t>
+      </w:r>
+    </w:p>
+    <w:p>
+      <w:pPr>
+        <w:spacing w:line="276" w:lineRule="auto" w:after="80"/>
+      </w:pPr>
+      <w:r>
+        <w:rPr>
+          <w:rFonts w:ascii="Arial" w:hAnsi="Arial"/>
+          <w:sz w:val="21"/>
+        </w:rPr>
+        <w:t>- Bezwzględna blokada ponownej instalacji: utworzenie pliku install.lock; przy jego obecności ponowna instalacja jest całkowicie zablokowana i wymaga fizycznego usunięcia pliku z serwera.</w:t>
       </w:r>
     </w:p>
     <w:tbl>
@@ -369,21 +393,15 @@
                 <w:color w:val="222222"/>
                 <w:sz w:val="18"/>
               </w:rPr>
-              <w:t>// Fragment instalacji install.php</w:t>
+              <w:t>// Bezpieczne tworzenie konta administratora z haszem PASSWORD_DEFAULT</w:t>
               <w:br/>
-              <w:t>$pdo-&gt;exec("CREATE DATABASE IF NOT EXISTS `$db_name` CHARACTER SET utf8mb4 COLLATE utf8mb4_polish_ci");</w:t>
+              <w:t>$hashed_admin_pass = password_hash($admin_pass, PASSWORD_DEFAULT);</w:t>
               <w:br/>
-              <w:t>$pdo-&gt;exec("CREATE TABLE IF NOT EXISTS `{$prefix}uzytkownicy` (</w:t>
+              <w:t>$stmt_adm = $conn-&gt;prepare("INSERT INTO `{$prefix}uzytkownicy` (login, haslo, rola) VALUES (?, ?, 'admin') ON DUPLICATE KEY UPDATE haslo = ?");</w:t>
               <w:br/>
-              <w:t xml:space="preserve">    `id` INT AUTO_INCREMENT PRIMARY KEY,</w:t>
+              <w:t>$stmt_adm-&gt;bind_param("sss", $admin_user, $hashed_admin_pass, $hashed_admin_pass);</w:t>
               <w:br/>
-              <w:t xml:space="preserve">    `login` VARCHAR(50) UNIQUE NOT NULL,</w:t>
-              <w:br/>
-              <w:t xml:space="preserve">    `haslo` VARCHAR(255) NOT NULL,</w:t>
-              <w:br/>
-              <w:t xml:space="preserve">    `rola` ENUM('admin','user') DEFAULT 'user'</w:t>
-              <w:br/>
-              <w:t>) ENGINE=InnoDB DEFAULT CHARSET=utf8mb4");</w:t>
+              <w:t>$stmt_adm-&gt;execute();</w:t>
             </w:r>
           </w:p>
         </w:tc>
@@ -406,7 +424,7 @@
           <w:color w:val="888888"/>
           <w:sz w:val="19"/>
         </w:rPr>
-        <w:t>--- [MIEJSCE NA ZRZUT EKRANOWY DLA: 1. Strona install.php (Konfiguracja systemu)] ---</w:t>
+        <w:t>--- [MIEJSCE NA ZRZUT EKRANOWY DLA: 1. Skrypt instalacyjny install.php] ---</w:t>
       </w:r>
     </w:p>
     <w:p>
@@ -421,7 +439,7 @@
           <w:color w:val="1A478A"/>
           <w:sz w:val="26"/>
         </w:rPr>
-        <w:t>2. Strona admin.php (Panel administracyjny i bezpieczeństwo) - 40p</w:t>
+        <w:t>2. Panel administracyjny admin.php i bezpieczeństwo sesji - 40p</w:t>
       </w:r>
     </w:p>
     <w:p>
@@ -433,7 +451,7 @@
           <w:rFonts w:ascii="Arial" w:hAnsi="Arial"/>
           <w:sz w:val="21"/>
         </w:rPr>
-        <w:t>Zaimplementowano bezpieczny panel zarządczy z autoryzacją sesyjną:</w:t>
+        <w:t>Zaimplementowano bezpieczny panel zarządczy z autoryzacją opartą o bazę danych:</w:t>
       </w:r>
     </w:p>
     <w:p>
@@ -445,7 +463,7 @@
           <w:rFonts w:ascii="Arial" w:hAnsi="Arial"/>
           <w:sz w:val="21"/>
         </w:rPr>
-        <w:t>- weryfikacja logowania na podstawie bazy MySQL oraz tabeli użytkowników T_3ID11B_01_uzytkownicy,</w:t>
+        <w:t>- Uwierzytelnianie wyłącznie na podstawie funkcji password_verify() względem tabeli użytkowników (usunięto wszelkie alternatywne hasła obejścia),</w:t>
       </w:r>
     </w:p>
     <w:p>
@@ -457,7 +475,7 @@
           <w:rFonts w:ascii="Arial" w:hAnsi="Arial"/>
           <w:sz w:val="21"/>
         </w:rPr>
-        <w:t>- zabezpieczenie przed Session Hijacking oraz automatyczne wygaszanie sesji po 15 minutach bezczynności,</w:t>
+        <w:t>- Regeneracja identyfikatora sesji session_regenerate_id(true) po pomyślnym zalogowaniu,</w:t>
       </w:r>
     </w:p>
     <w:p>
@@ -469,7 +487,7 @@
           <w:rFonts w:ascii="Arial" w:hAnsi="Arial"/>
           <w:sz w:val="21"/>
         </w:rPr>
-        <w:t>- bezpieczna funkcja wylogowania niszcząca ciasteczko sesyjne i dane sesji,</w:t>
+        <w:t>- Automatyczne wygaszanie sesji po okresie bezczynności (SESSION_LIFETIME) oraz bezpieczny mechanizm wylogowania niszczący dane sesji,</w:t>
       </w:r>
     </w:p>
     <w:p>
@@ -481,145 +499,7 @@
           <w:rFonts w:ascii="Arial" w:hAnsi="Arial"/>
           <w:sz w:val="21"/>
         </w:rPr>
-        <w:t>- pełny interfejs CRUD dostosowany do danego tematu: dodawanie, edycja i usuwanie wpisów, resetowanie liczników, blokowanie i odblokowywanie adresów IP oraz import danych z plików zewnętrznych.</w:t>
-      </w:r>
-    </w:p>
-    <w:p>
-      <w:pPr>
-        <w:spacing w:before="80" w:after="200"/>
-        <w:jc w:val="center"/>
-      </w:pPr>
-      <w:r>
-        <w:rPr>
-          <w:rFonts w:ascii="Arial" w:hAnsi="Arial"/>
-          <w:i/>
-          <w:color w:val="888888"/>
-          <w:sz w:val="19"/>
-        </w:rPr>
-        <w:t>--- [MIEJSCE NA ZRZUT EKRANOWY DLA: 2. Strona admin.php (Panel administracyjny)] ---</w:t>
-      </w:r>
-    </w:p>
-    <w:p>
-      <w:pPr>
-        <w:pStyle w:val="Heading2"/>
-        <w:spacing w:before="280" w:after="80"/>
-      </w:pPr>
-      <w:r>
-        <w:rPr>
-          <w:rFonts w:ascii="Arial" w:hAnsi="Arial"/>
-          <w:b/>
-          <w:color w:val="1A478A"/>
-          <w:sz w:val="26"/>
-        </w:rPr>
-        <w:t>3. Strona index.php (Funkcjonalność użytkownika) - 30p</w:t>
-      </w:r>
-    </w:p>
-    <w:p>
-      <w:pPr>
-        <w:spacing w:line="276" w:lineRule="auto" w:after="80"/>
-      </w:pPr>
-      <w:r>
-        <w:rPr>
-          <w:rFonts w:ascii="Arial" w:hAnsi="Arial"/>
-          <w:sz w:val="21"/>
-        </w:rPr>
-        <w:t>Główny interfejs aplikacji realizuje zaawansowane funkcjonalności w zależności od wybranego tematu laboratoryjnego. W ramach projektu zaimplementowano kompletnie i niezależnie WSZYSTKIE 8 TEMATÓW:</w:t>
-      </w:r>
-    </w:p>
-    <w:p>
-      <w:pPr>
-        <w:spacing w:line="276" w:lineRule="auto" w:after="80"/>
-      </w:pPr>
-      <w:r>
-        <w:rPr>
-          <w:rFonts w:ascii="Arial" w:hAnsi="Arial"/>
-          <w:sz w:val="21"/>
-        </w:rPr>
-        <w:t>1. Temat 1 (Wiadomości / Głosowanie): artykuły pobierane z plików .txt na dysku (katalog tresci_wiadomosci/), system głosowania z debounce adresów IP.</w:t>
-      </w:r>
-    </w:p>
-    <w:p>
-      <w:pPr>
-        <w:spacing w:line="276" w:lineRule="auto" w:after="80"/>
-      </w:pPr>
-      <w:r>
-        <w:rPr>
-          <w:rFonts w:ascii="Arial" w:hAnsi="Arial"/>
-          <w:sz w:val="21"/>
-        </w:rPr>
-        <w:t>2. Temat 2 (Sonda internetowa): dynamiczne paski wykresów słupkowych w CSS/HTML, CAPTCHA arytmetyczna na bibliotece GD, blokada powtórnego głosu na 10 minut.</w:t>
-      </w:r>
-    </w:p>
-    <w:p>
-      <w:pPr>
-        <w:spacing w:line="276" w:lineRule="auto" w:after="80"/>
-      </w:pPr>
-      <w:r>
-        <w:rPr>
-          <w:rFonts w:ascii="Arial" w:hAnsi="Arial"/>
-          <w:sz w:val="21"/>
-        </w:rPr>
-        <w:t>3. Temat 3 (Galeria zdjęć): automatyczne generowanie kwadratowych miniatur 150x150 przez funkcję imagecopyresampled(), walidacja MIME przesyłanych plików, modalny podgląd.</w:t>
-      </w:r>
-    </w:p>
-    <w:p>
-      <w:pPr>
-        <w:spacing w:line="276" w:lineRule="auto" w:after="80"/>
-      </w:pPr>
-      <w:r>
-        <w:rPr>
-          <w:rFonts w:ascii="Arial" w:hAnsi="Arial"/>
-          <w:sz w:val="21"/>
-        </w:rPr>
-        <w:t>4. Temat 4 (Mini Portal): dynamiczne drzewo nawigacji z bazy MySQL z obsługą treści HTML, podstron lokalnych (podstrony/) oraz zewnętrznych serwisów w ramce iframe.</w:t>
-      </w:r>
-    </w:p>
-    <w:p>
-      <w:pPr>
-        <w:spacing w:line="276" w:lineRule="auto" w:after="80"/>
-      </w:pPr>
-      <w:r>
-        <w:rPr>
-          <w:rFonts w:ascii="Arial" w:hAnsi="Arial"/>
-          <w:sz w:val="21"/>
-        </w:rPr>
-        <w:t>5. Temat 5 (Księga gości): wpisy z ochroną CAPTCHA GD, moderacja wpisów oraz filtrowanie adresów IP względem czarnej listy.</w:t>
-      </w:r>
-    </w:p>
-    <w:p>
-      <w:pPr>
-        <w:spacing w:line="276" w:lineRule="auto" w:after="80"/>
-      </w:pPr>
-      <w:r>
-        <w:rPr>
-          <w:rFonts w:ascii="Arial" w:hAnsi="Arial"/>
-          <w:sz w:val="21"/>
-        </w:rPr>
-        <w:t>6. Temat 6 (Licznik odwiedzin): dynamiczny skrypt licznik_img.php generujący graficzny licznik wizyt za pomocą GD, unikalne wizyty (debounce 15 min) i licznik online.</w:t>
-      </w:r>
-    </w:p>
-    <w:p>
-      <w:pPr>
-        <w:spacing w:line="276" w:lineRule="auto" w:after="80"/>
-      </w:pPr>
-      <w:r>
-        <w:rPr>
-          <w:rFonts w:ascii="Arial" w:hAnsi="Arial"/>
-          <w:sz w:val="21"/>
-        </w:rPr>
-        <w:t>7. Temat 7 (Zaawansowane logowanie): kaskadowy system bezpieczeństwa (1 błąd -&gt; ostrzeżenie, 2 błędy -&gt; obowiązkowa CAPTCHA, 3 błędy -&gt; blokada na 3 minuty, kolejne błędy -&gt; trwała blokada z opcją odblokowania w admin.php).</w:t>
-      </w:r>
-    </w:p>
-    <w:p>
-      <w:pPr>
-        <w:spacing w:line="276" w:lineRule="auto" w:after="80"/>
-      </w:pPr>
-      <w:r>
-        <w:rPr>
-          <w:rFonts w:ascii="Arial" w:hAnsi="Arial"/>
-          <w:sz w:val="21"/>
-        </w:rPr>
-        <w:t>8. Temat 8 (Karta ocen studenta + Raport PDF FPDF): weryfikacja numeru albumu (Artem Hizhovskyi: s097882, Ihor Namachynskyi: s097889), przeglądanie ocen z automatyczną zmianą statusu z nieprzejrzana na przejrzana, akceptacja lub odrzucenie oceny przez studenta, bezpieczny import ocen z pliku tekstowego oceny_wzorzec.txt (Prepared Statements odporne na apostrofy) oraz generowanie oficjalnej karty ocen w formacie PDF z wykorzystaniem biblioteki FPDF.</w:t>
+        <w:t>- Pełna integracja z kodem PHP: usunięto błąd przedwczesnego zamknięcia tagu PHP po formularzu logowania, co przywróciło pełną funkcjonalność operacji administracyjnych (CRUD, moderacja, import, reset liczników).</w:t>
       </w:r>
     </w:p>
     <w:tbl>
@@ -653,21 +533,17 @@
                 <w:color w:val="222222"/>
                 <w:sz w:val="18"/>
               </w:rPr>
-              <w:t>// Temat 8: Bezpieczny import ocen z przygotowanymi zapytaniami PDO</w:t>
+              <w:t>if ($row['rola'] === 'admin' &amp;&amp; password_verify($haslo, $row['haslo'])) {</w:t>
               <w:br/>
-              <w:t>$stmt = $pdo-&gt;prepare("INSERT INTO `{$p}oceny` (album, przedmiot, ocena, termin, data_wpisu, status_przejrzenia, status_akceptacji)</w:t>
+              <w:t xml:space="preserve">    session_regenerate_id(true);</w:t>
               <w:br/>
-              <w:t xml:space="preserve">                      VALUES (?, ?, ?, ?, ?, 'nieprzejrzana', 'brak')");</w:t>
+              <w:t xml:space="preserve">    $_SESSION['admin_auth'] = $row['login'];</w:t>
               <w:br/>
-              <w:t>foreach ($lines as $line) {</w:t>
+              <w:t xml:space="preserve">    $_SESSION['admin_time'] = time();</w:t>
               <w:br/>
-              <w:t xml:space="preserve">    $parts = explode(';', trim($line));</w:t>
+              <w:t xml:space="preserve">    header('Location: admin.php');</w:t>
               <w:br/>
-              <w:t xml:space="preserve">    if (count($parts) &gt;= 5) {</w:t>
-              <w:br/>
-              <w:t xml:space="preserve">        $stmt-&gt;execute([$parts[0], $parts[1], $parts[2], $parts[3], $parts[4]]);</w:t>
-              <w:br/>
-              <w:t xml:space="preserve">    }</w:t>
+              <w:t xml:space="preserve">    exit;</w:t>
               <w:br/>
               <w:t>}</w:t>
             </w:r>
@@ -692,7 +568,7 @@
           <w:color w:val="888888"/>
           <w:sz w:val="19"/>
         </w:rPr>
-        <w:t>--- [MIEJSCE NA ZRZUT EKRANOWY DLA: 3. Strona index.php (Funkcjonalność użytkownika)] ---</w:t>
+        <w:t>--- [MIEJSCE NA ZRZUT EKRANOWY DLA: 2. Panel administracyjny admin.php] ---</w:t>
       </w:r>
     </w:p>
     <w:p>
@@ -707,7 +583,7 @@
           <w:color w:val="1A478A"/>
           <w:sz w:val="26"/>
         </w:rPr>
-        <w:t>4. Wygląd stron i arkusze styli (style.css) - 10p</w:t>
+        <w:t>3. Zróżnicowane implementacje dla wszystkich 8 tematów - 30p</w:t>
       </w:r>
     </w:p>
     <w:p>
@@ -719,7 +595,7 @@
           <w:rFonts w:ascii="Arial" w:hAnsi="Arial"/>
           <w:sz w:val="21"/>
         </w:rPr>
-        <w:t>Aplikacja posiada nowoczesną, przejrzystą i w pełni responsywną szatę graficzną w oparciu o arkusz style.css.</w:t>
+        <w:t>Przygotowano w 100% odrębne, dedykowane aplikacje dla każdego z ośmiu tematów laboratoryjnych:</w:t>
       </w:r>
     </w:p>
     <w:p>
@@ -731,7 +607,193 @@
           <w:rFonts w:ascii="Arial" w:hAnsi="Arial"/>
           <w:sz w:val="21"/>
         </w:rPr>
-        <w:t>Zastosowano spójną kolorystykę, czytelną typografię, stylizowane tabele z wyróżnieniem wierszy (hover) oraz wizualne komunikaty statusowe alert (sukces, błąd, informacja).</w:t>
+        <w:t>1. Temat 1 (Wiadomości): publikacja artykułów z zawartością HTML przechowywaną w osobnych plikach tekstowych w podkatalogu tresci_wiadomosci/, paginacja wiadomości, pełny CRUD w panelu admina.</w:t>
+      </w:r>
+    </w:p>
+    <w:p>
+      <w:pPr>
+        <w:spacing w:line="276" w:lineRule="auto" w:after="80"/>
+      </w:pPr>
+      <w:r>
+        <w:rPr>
+          <w:rFonts w:ascii="Arial" w:hAnsi="Arial"/>
+          <w:sz w:val="21"/>
+        </w:rPr>
+        <w:t>2. Temat 2 (Sonda internetowa): dynamiczne paski procentowe, zabezpieczenie matematyczną CAPTCHA GD oraz 10-minutowy debounce adresów IP.</w:t>
+      </w:r>
+    </w:p>
+    <w:p>
+      <w:pPr>
+        <w:spacing w:line="276" w:lineRule="auto" w:after="80"/>
+      </w:pPr>
+      <w:r>
+        <w:rPr>
+          <w:rFonts w:ascii="Arial" w:hAnsi="Arial"/>
+          <w:sz w:val="21"/>
+        </w:rPr>
+        <w:t>3. Temat 3 (Galeria zdjęć): automatyczne generowanie kwadratowych miniatur 150x150 przez funkcję GD imagecopyresampled(), bezpieczna walidacja typu MIME z nadawaniem rozszerzeń wyłącznie z mapy MIME (.jpg, .png, .gif) oraz pliki .htaccess blokujące wykonywanie skryptów w katalogach uploadu.</w:t>
+      </w:r>
+    </w:p>
+    <w:p>
+      <w:pPr>
+        <w:spacing w:line="276" w:lineRule="auto" w:after="80"/>
+      </w:pPr>
+      <w:r>
+        <w:rPr>
+          <w:rFonts w:ascii="Arial" w:hAnsi="Arial"/>
+          <w:sz w:val="21"/>
+        </w:rPr>
+        <w:t>4. Temat 4 (Mini Portal): dynamiczne menu pobierane z bazy MySQL z obsługą treści HTML, podstron lokalnych (podstrony/kontakt.html, regulamin.html) oraz zewnętrznych serwisów w ramce iframe.</w:t>
+      </w:r>
+    </w:p>
+    <w:p>
+      <w:pPr>
+        <w:spacing w:line="276" w:lineRule="auto" w:after="80"/>
+      </w:pPr>
+      <w:r>
+        <w:rPr>
+          <w:rFonts w:ascii="Arial" w:hAnsi="Arial"/>
+          <w:sz w:val="21"/>
+        </w:rPr>
+        <w:t>5. Temat 5 (Księga gości): wpisy z ochroną CAPTCHA GD, moderacja wpisów oraz filtrowanie adresów IP względem czarnej listy.</w:t>
+      </w:r>
+    </w:p>
+    <w:p>
+      <w:pPr>
+        <w:spacing w:line="276" w:lineRule="auto" w:after="80"/>
+      </w:pPr>
+      <w:r>
+        <w:rPr>
+          <w:rFonts w:ascii="Arial" w:hAnsi="Arial"/>
+          <w:sz w:val="21"/>
+        </w:rPr>
+        <w:t>6. Temat 6 (Licznik odwiedzin): dynamiczny skrypt licznik_img.php generujący obraz licznika przez GD, unikalny licznik wizyt (15 min) i licznik osób online.</w:t>
+      </w:r>
+    </w:p>
+    <w:p>
+      <w:pPr>
+        <w:spacing w:line="276" w:lineRule="auto" w:after="80"/>
+      </w:pPr>
+      <w:r>
+        <w:rPr>
+          <w:rFonts w:ascii="Arial" w:hAnsi="Arial"/>
+          <w:sz w:val="21"/>
+        </w:rPr>
+        <w:t>7. Temat 7 (Zaawansowane logowanie): progresywny system bezpieczeństwa (2 błędy -&gt; CAPTCHA GD, 3 błędy -&gt; blokada czasowa na 3 minuty, kolejna próba -&gt; blokada stała), odblokowywanie kont w panelu admina.</w:t>
+      </w:r>
+    </w:p>
+    <w:p>
+      <w:pPr>
+        <w:spacing w:line="276" w:lineRule="auto" w:after="80"/>
+      </w:pPr>
+      <w:r>
+        <w:rPr>
+          <w:rFonts w:ascii="Arial" w:hAnsi="Arial"/>
+          <w:sz w:val="21"/>
+        </w:rPr>
+        <w:t>8. Temat 8 (Oceny studentów + Raport PDF FPDF): autoryzacja numerem albumu (s097882, s097889), przeglądanie ocen z automatyczną zmianą statusu nieprzejrzana -&gt; przejrzana, akceptacja lub odrzucenie oceny z ograniczeniem do bieżącego albumu, import ocen z pliku tekstowego z mechanizmem upsert (aktualizacja istniejących ocen bez duplikatów) oraz generowanie oficjalnego raportu PDF za pomocą biblioteki FPDF z kontrolą uprawnień.</w:t>
+      </w:r>
+    </w:p>
+    <w:tbl>
+      <w:tblPr>
+        <w:tblStyle w:val="TableGrid"/>
+        <w:tblW w:type="auto" w:w="0"/>
+        <w:jc w:val="center"/>
+        <w:tblLook w:firstColumn="1" w:firstRow="1" w:lastColumn="0" w:lastRow="0" w:noHBand="0" w:noVBand="1" w:val="04A0"/>
+      </w:tblPr>
+      <w:tblGrid>
+        <w:gridCol w:w="8640"/>
+      </w:tblGrid>
+      <w:tr>
+        <w:tc>
+          <w:tcPr>
+            <w:tcW w:type="dxa" w:w="9648"/>
+            <w:tcMar>
+              <w:top w:w="80" w:type="dxa"/>
+              <w:bottom w:w="80" w:type="dxa"/>
+              <w:left w:w="120" w:type="dxa"/>
+              <w:right w:w="120" w:type="dxa"/>
+            </w:tcMar>
+          </w:tcPr>
+          <w:p>
+            <w:pPr>
+              <w:spacing w:after="0"/>
+            </w:pPr>
+            <w:r>
+              <w:rPr>
+                <w:rFonts w:ascii="Consolas" w:hAnsi="Consolas"/>
+                <w:color w:val="222222"/>
+                <w:sz w:val="18"/>
+              </w:rPr>
+              <w:t>// Temat 8: Import ocen z mechanizmem upsert zapobiegajacym duplikatom</w:t>
+              <w:br/>
+              <w:t>$stmt_check-&gt;bind_param("sss", $kod, $album, $data);</w:t>
+              <w:br/>
+              <w:t>$stmt_check-&gt;execute();</w:t>
+              <w:br/>
+              <w:t>if ($existing = $stmt_check-&gt;get_result()-&gt;fetch_assoc()) {</w:t>
+              <w:br/>
+              <w:t xml:space="preserve">    $stmt_upd-&gt;bind_param("di", $grade, $existing['id']);</w:t>
+              <w:br/>
+              <w:t xml:space="preserve">    $stmt_upd-&gt;execute();</w:t>
+              <w:br/>
+              <w:t>} else {</w:t>
+              <w:br/>
+              <w:t xml:space="preserve">    $stmt_ins-&gt;bind_param("ssssd", $kod, $nazwa, $data, $album, $grade);</w:t>
+              <w:br/>
+              <w:t xml:space="preserve">    $stmt_ins-&gt;execute();</w:t>
+              <w:br/>
+              <w:t>}</w:t>
+            </w:r>
+          </w:p>
+        </w:tc>
+      </w:tr>
+    </w:tbl>
+    <w:p>
+      <w:pPr>
+        <w:spacing w:after="80"/>
+      </w:pPr>
+    </w:p>
+    <w:p>
+      <w:pPr>
+        <w:spacing w:before="80" w:after="200"/>
+        <w:jc w:val="center"/>
+      </w:pPr>
+      <w:r>
+        <w:rPr>
+          <w:rFonts w:ascii="Arial" w:hAnsi="Arial"/>
+          <w:i/>
+          <w:color w:val="888888"/>
+          <w:sz w:val="19"/>
+        </w:rPr>
+        <w:t>--- [MIEJSCE NA ZRZUT EKRANOWY DLA: 3. Funkcjonalność użytkownika i 8 tematów] ---</w:t>
+      </w:r>
+    </w:p>
+    <w:p>
+      <w:pPr>
+        <w:pStyle w:val="Heading2"/>
+        <w:spacing w:before="280" w:after="80"/>
+      </w:pPr>
+      <w:r>
+        <w:rPr>
+          <w:rFonts w:ascii="Arial" w:hAnsi="Arial"/>
+          <w:b/>
+          <w:color w:val="1A478A"/>
+          <w:sz w:val="26"/>
+        </w:rPr>
+        <w:t>4. Szata graficzna i arkusz styli (style.css) - 10p</w:t>
+      </w:r>
+    </w:p>
+    <w:p>
+      <w:pPr>
+        <w:spacing w:line="276" w:lineRule="auto" w:after="80"/>
+      </w:pPr>
+      <w:r>
+        <w:rPr>
+          <w:rFonts w:ascii="Arial" w:hAnsi="Arial"/>
+          <w:sz w:val="21"/>
+        </w:rPr>
+        <w:t>Aplikacje posiadają spójną, estetyczną i w pełni responsywną oprawę graficzną w oparciu o arkusz style.css, z czytelnymi tabelami, kartami formularzy i powiadomieniami alert.</w:t>
       </w:r>
     </w:p>
     <w:p>
@@ -746,7 +808,7 @@
           <w:color w:val="888888"/>
           <w:sz w:val="19"/>
         </w:rPr>
-        <w:t>--- [MIEJSCE NA ZRZUT EKRANOWY DLA: 4. Wygląd stron i arkusze styli (style.css)] ---</w:t>
+        <w:t>--- [MIEJSCE NA ZRZUT EKRANOWY DLA: 4. Wygląd stron i arkusze styli] ---</w:t>
       </w:r>
     </w:p>
     <w:p>
@@ -773,7 +835,7 @@
           <w:rFonts w:ascii="Arial" w:hAnsi="Arial"/>
           <w:sz w:val="21"/>
         </w:rPr>
-        <w:t>Zrealizowano w 100% wszystkie wymagania programowe dla wszystkich 8 tematów.</w:t>
+        <w:t>Wszystkie 8 tematów zrealizowano w oparciu o architekturę mysqli z przygotowanymi zapytaniami (Prepared Statements).</w:t>
       </w:r>
     </w:p>
     <w:p>
@@ -785,7 +847,7 @@
           <w:rFonts w:ascii="Arial" w:hAnsi="Arial"/>
           <w:sz w:val="21"/>
         </w:rPr>
-        <w:t>Zastosowanie technologii PDO z przygotowanymi zapytaniami (Prepared Statements) całkowicie wyeliminowało ryzyko podatności SQL Injection, a modularny podział kodu gwarantuje łatwą konserwację i rozbudowę systemu.</w:t>
+        <w:t>Wyeliminowano podatności związane z obejściem haseł, reinstalacją bazy oraz przesyłaniem niebezpiecznych plików graficznych.</w:t>
       </w:r>
     </w:p>
     <w:sectPr>

--- a/04-Gotowe_Laborki/Lab_05/Sprawozdanie_Lab_05.docx
+++ b/04-Gotowe_Laborki/Lab_05/Sprawozdanie_Lab_05.docx
@@ -80,7 +80,7 @@
                 <w:rFonts w:ascii="Arial" w:hAnsi="Arial"/>
                 <w:sz w:val="20"/>
               </w:rPr>
-              <w:t>Informatyka / Semestr 5 / 3ID11B</w:t>
+              <w:t>Informatyka / Semestr 5 / 3ID11B (Podgrupa 06)</w:t>
             </w:r>
           </w:p>
         </w:tc>

--- a/04-Gotowe_Laborki/Lab_05/Sprawozdanie_Lab_05.docx
+++ b/04-Gotowe_Laborki/Lab_05/Sprawozdanie_Lab_05.docx
@@ -10,7 +10,7 @@
         <w:rPr>
           <w:rFonts w:ascii="Arial" w:hAnsi="Arial"/>
           <w:b/>
-          <w:color w:val="1A478A"/>
+          <w:color w:val="000000"/>
           <w:sz w:val="36"/>
         </w:rPr>
         <w:t>SPRAWOZDANIE Z LABORATORIUM 5</w:t>
@@ -272,7 +272,7 @@
         <w:rPr>
           <w:rFonts w:ascii="Arial" w:hAnsi="Arial"/>
           <w:b/>
-          <w:color w:val="1A478A"/>
+          <w:color w:val="000000"/>
           <w:sz w:val="26"/>
         </w:rPr>
         <w:t>1. Skrypt instalacyjny install.php - 20p</w:t>
@@ -436,7 +436,7 @@
         <w:rPr>
           <w:rFonts w:ascii="Arial" w:hAnsi="Arial"/>
           <w:b/>
-          <w:color w:val="1A478A"/>
+          <w:color w:val="000000"/>
           <w:sz w:val="26"/>
         </w:rPr>
         <w:t>2. Panel administracyjny admin.php i bezpieczeństwo sesji - 40p</w:t>
@@ -580,7 +580,7 @@
         <w:rPr>
           <w:rFonts w:ascii="Arial" w:hAnsi="Arial"/>
           <w:b/>
-          <w:color w:val="1A478A"/>
+          <w:color w:val="000000"/>
           <w:sz w:val="26"/>
         </w:rPr>
         <w:t>3. Zróżnicowane implementacje dla wszystkich 8 tematów - 30p</w:t>
@@ -778,7 +778,7 @@
         <w:rPr>
           <w:rFonts w:ascii="Arial" w:hAnsi="Arial"/>
           <w:b/>
-          <w:color w:val="1A478A"/>
+          <w:color w:val="000000"/>
           <w:sz w:val="26"/>
         </w:rPr>
         <w:t>4. Szata graficzna i arkusz styli (style.css) - 10p</w:t>
@@ -820,7 +820,7 @@
         <w:rPr>
           <w:rFonts w:ascii="Arial" w:hAnsi="Arial"/>
           <w:b/>
-          <w:color w:val="1A478A"/>
+          <w:color w:val="000000"/>
           <w:sz w:val="26"/>
         </w:rPr>
         <w:t>Wnioski i podsumowanie</w:t>
